--- a/Japonais/1-Verbe.docx
+++ b/Japonais/1-Verbe.docx
@@ -27,14 +27,16 @@
         </w:rPr>
         <w:t>・</w:t>
       </w:r>
-      <w:bookmarkStart w:id="0" w:name="_GoBack"/>
-      <w:bookmarkEnd w:id="0"/>
       <w:r>
         <w:rPr>
           <w:rFonts w:hint="eastAsia"/>
         </w:rPr>
         <w:t>Lire</w:t>
       </w:r>
+    </w:p>
+    <w:p>
+      <w:bookmarkStart w:id="0" w:name="_GoBack"/>
+      <w:bookmarkEnd w:id="0"/>
     </w:p>
     <w:sectPr>
       <w:pgSz w:w="11906" w:h="16838"/>
